--- a/public/templates/noc-builder-2nd.docx
+++ b/public/templates/noc-builder-2nd.docx
@@ -92,31 +92,31 @@
           <w:szCs w:val="24"/>
           <w:u w:val="none"/>
         </w:rPr>
-        <w:t>23</w:t>
-      </w:r>
-      <w:r>
-        <w:rPr>
-          <w:rFonts w:asciiTheme="minorHAnsi" w:hAnsiTheme="minorHAnsi" w:cstheme="minorHAnsi"/>
-          <w:szCs w:val="24"/>
-          <w:u w:val="none"/>
-        </w:rPr>
-        <w:t>/</w:t>
-      </w:r>
-      <w:r>
-        <w:rPr>
-          <w:rFonts w:asciiTheme="minorHAnsi" w:hAnsiTheme="minorHAnsi" w:cstheme="minorHAnsi"/>
-          <w:szCs w:val="24"/>
-          <w:u w:val="none"/>
-        </w:rPr>
-        <w:t>06</w:t>
-      </w:r>
-      <w:r>
-        <w:rPr>
-          <w:rFonts w:asciiTheme="minorHAnsi" w:hAnsiTheme="minorHAnsi" w:cstheme="minorHAnsi"/>
-          <w:szCs w:val="24"/>
-          <w:u w:val="none"/>
-        </w:rPr>
-        <w:t>/2026</w:t>
+        <w:t xml:space="preserve">{p.documentDate}</w:t>
+      </w:r>
+      <w:r>
+        <w:rPr>
+          <w:rFonts w:asciiTheme="minorHAnsi" w:hAnsiTheme="minorHAnsi" w:cstheme="minorHAnsi"/>
+          <w:szCs w:val="24"/>
+          <w:u w:val="none"/>
+        </w:rPr>
+        <w:t xml:space="preserve"/>
+      </w:r>
+      <w:r>
+        <w:rPr>
+          <w:rFonts w:asciiTheme="minorHAnsi" w:hAnsiTheme="minorHAnsi" w:cstheme="minorHAnsi"/>
+          <w:szCs w:val="24"/>
+          <w:u w:val="none"/>
+        </w:rPr>
+        <w:t xml:space="preserve"/>
+      </w:r>
+      <w:r>
+        <w:rPr>
+          <w:rFonts w:asciiTheme="minorHAnsi" w:hAnsiTheme="minorHAnsi" w:cstheme="minorHAnsi"/>
+          <w:szCs w:val="24"/>
+          <w:u w:val="none"/>
+        </w:rPr>
+        <w:t xml:space="preserve"/>
       </w:r>
     </w:p>
     <w:p>
@@ -307,7 +307,7 @@
           <w:color w:val="000000"/>
           <w:szCs w:val="24"/>
         </w:rPr>
-        <w:t>the</w:t>
+        <w:t xml:space="preserve">the</w:t>
       </w:r>
       <w:r>
         <w:rPr>
@@ -323,7 +323,7 @@
           <w:sz w:val="26"/>
           <w:szCs w:val="26"/>
         </w:rPr>
-        <w:t>“</w:t>
+        <w:t xml:space="preserve">“</w:t>
       </w:r>
       <w:r>
         <w:rPr>
@@ -349,24 +349,24 @@
           <w:sz w:val="26"/>
           <w:szCs w:val="26"/>
         </w:rPr>
-        <w:t>First</w:t>
-      </w:r>
-      <w:r>
-        <w:rPr>
-          <w:rFonts w:ascii="Cambria" w:hAnsi="Cambria"/>
-          <w:sz w:val="26"/>
-          <w:szCs w:val="26"/>
-        </w:rPr>
-        <w:t xml:space="preserve"> </w:t>
-      </w:r>
-      <w:r>
-        <w:rPr>
-          <w:rFonts w:ascii="Cambria" w:hAnsi="Cambria"/>
-          <w:b/>
-          <w:sz w:val="26"/>
-          <w:szCs w:val="26"/>
-        </w:rPr>
-        <w:t>Floor,</w:t>
+        <w:t xml:space="preserve">{p.floor} Floor</w:t>
+      </w:r>
+      <w:r>
+        <w:rPr>
+          <w:rFonts w:ascii="Cambria" w:hAnsi="Cambria"/>
+          <w:sz w:val="26"/>
+          <w:szCs w:val="26"/>
+        </w:rPr>
+        <w:t xml:space="preserve"/>
+      </w:r>
+      <w:r>
+        <w:rPr>
+          <w:rFonts w:ascii="Cambria" w:hAnsi="Cambria"/>
+          <w:b/>
+          <w:sz w:val="26"/>
+          <w:szCs w:val="26"/>
+        </w:rPr>
+        <w:t xml:space="preserve">,</w:t>
       </w:r>
       <w:r>
         <w:rPr>
@@ -383,7 +383,7 @@
           <w:sz w:val="26"/>
           <w:szCs w:val="26"/>
         </w:rPr>
-        <w:t>“{venture.projectName}”</w:t>
+        <w:t xml:space="preserve">“{venture.projectName}”</w:t>
       </w:r>
       <w:r>
         <w:rPr>
@@ -400,7 +400,7 @@
           <w:sz w:val="26"/>
           <w:szCs w:val="26"/>
         </w:rPr>
-        <w:t>{p.plinthArea} Sq.Feet,</w:t>
+        <w:t xml:space="preserve">{p.plinthArea} Sq.Feet,</w:t>
       </w:r>
       <w:r>
         <w:rPr>
@@ -434,7 +434,7 @@
           <w:sz w:val="26"/>
           <w:szCs w:val="26"/>
         </w:rPr>
-        <w:t>62.57</w:t>
+        <w:t xml:space="preserve">{p.undividedShare} Sq.Yards</w:t>
       </w:r>
       <w:r>
         <w:rPr>
@@ -443,16 +443,16 @@
           <w:sz w:val="26"/>
           <w:szCs w:val="26"/>
         </w:rPr>
-        <w:t xml:space="preserve"> </w:t>
-      </w:r>
-      <w:r>
-        <w:rPr>
-          <w:rFonts w:ascii="Cambria" w:hAnsi="Cambria"/>
-          <w:b/>
-          <w:sz w:val="26"/>
-          <w:szCs w:val="26"/>
-        </w:rPr>
-        <w:t>Sq.Yards</w:t>
+        <w:t xml:space="preserve"/>
+      </w:r>
+      <w:r>
+        <w:rPr>
+          <w:rFonts w:ascii="Cambria" w:hAnsi="Cambria"/>
+          <w:b/>
+          <w:sz w:val="26"/>
+          <w:szCs w:val="26"/>
+        </w:rPr>
+        <w:t xml:space="preserve"/>
       </w:r>
       <w:r>
         <w:rPr>
@@ -471,7 +471,7 @@
           <w:szCs w:val="26"/>
           <w:lang w:eastAsia="en-IN"/>
         </w:rPr>
-        <w:t>{venture.totalLandSqYards} Sq.yards)</w:t>
+        <w:t xml:space="preserve">{venture.totalLandSqYards} Sq.yards)</w:t>
       </w:r>
       <w:r>
         <w:rPr>
@@ -500,15 +500,15 @@
           <w:sz w:val="26"/>
           <w:szCs w:val="26"/>
         </w:rPr>
-        <w:t>Open Land</w:t>
-      </w:r>
-      <w:r>
-        <w:rPr>
-          <w:rFonts w:ascii="Cambria" w:hAnsi="Cambria"/>
-          <w:sz w:val="26"/>
-          <w:szCs w:val="26"/>
-        </w:rPr>
-        <w:t>,</w:t>
+        <w:t xml:space="preserve">Open Land</w:t>
+      </w:r>
+      <w:r>
+        <w:rPr>
+          <w:rFonts w:ascii="Cambria" w:hAnsi="Cambria"/>
+          <w:sz w:val="26"/>
+          <w:szCs w:val="26"/>
+        </w:rPr>
+        <w:t xml:space="preserve">,</w:t>
       </w:r>
       <w:r>
         <w:rPr>
@@ -542,7 +542,7 @@
           <w:szCs w:val="26"/>
           <w:lang w:eastAsia="en-IN"/>
         </w:rPr>
-        <w:t>Survey Nos.{venture.surveyNos}</w:t>
+        <w:t xml:space="preserve">Survey Nos.{venture.surveyNos}</w:t>
       </w:r>
       <w:r>
         <w:rPr>
@@ -576,7 +576,7 @@
           <w:szCs w:val="26"/>
           <w:lang w:eastAsia="en-IN"/>
         </w:rPr>
-        <w:t>&amp; Mandal</w:t>
+        <w:t xml:space="preserve">&amp; Mandal</w:t>
       </w:r>
       <w:r>
         <w:rPr>
@@ -586,15 +586,15 @@
           <w:szCs w:val="26"/>
           <w:lang w:eastAsia="en-IN"/>
         </w:rPr>
-        <w:t>, Under {venture.circle} Circle, {venture.district} District, {venture.state}</w:t>
-      </w:r>
-      <w:r>
-        <w:rPr>
-          <w:rFonts w:asciiTheme="minorHAnsi" w:hAnsiTheme="minorHAnsi" w:cstheme="minorHAnsi"/>
-          <w:szCs w:val="24"/>
-          <w:u w:val="none"/>
-        </w:rPr>
-        <w:t>.</w:t>
+        <w:t xml:space="preserve">, Under {venture.circle} Circle, {venture.district} District, {venture.state}</w:t>
+      </w:r>
+      <w:r>
+        <w:rPr>
+          <w:rFonts w:asciiTheme="minorHAnsi" w:hAnsiTheme="minorHAnsi" w:cstheme="minorHAnsi"/>
+          <w:szCs w:val="24"/>
+          <w:u w:val="none"/>
+        </w:rPr>
+        <w:t xml:space="preserve">.</w:t>
       </w:r>
       <w:r>
         <w:rPr>
@@ -610,7 +610,7 @@
           <w:szCs w:val="24"/>
           <w:u w:val="none"/>
         </w:rPr>
-        <w:t>having bounded. Going for the additional works by entering a separate agreement with 2</w:t>
+        <w:t xml:space="preserve">having bounded. Going for the additional works by entering a separate agreement with 2</w:t>
       </w:r>
       <w:r>
         <w:rPr>
@@ -619,7 +619,7 @@
           <w:u w:val="none"/>
           <w:vertAlign w:val="superscript"/>
         </w:rPr>
-        <w:t>nd</w:t>
+        <w:t xml:space="preserve">nd</w:t>
       </w:r>
       <w:r>
         <w:rPr>
@@ -736,21 +736,21 @@
           <w:rFonts w:ascii="Cambria" w:hAnsi="Cambria"/>
           <w:b/>
         </w:rPr>
-        <w:t xml:space="preserve">Smt. RAGHUMUDRI SHANTHA KUMARI </w:t>
+        <w:t xml:space="preserve">Smt. {landlord1.fullName}</w:t>
       </w:r>
       <w:r>
         <w:rPr>
           <w:rFonts w:ascii="Cambria" w:hAnsi="Cambria"/>
           <w:bCs/>
         </w:rPr>
-        <w:t xml:space="preserve">alias </w:t>
-      </w:r>
-      <w:r>
-        <w:rPr>
-          <w:rFonts w:ascii="Cambria" w:hAnsi="Cambria"/>
-          <w:b/>
-        </w:rPr>
-        <w:t xml:space="preserve">RAGHUMUDRI SANTHI HARI </w:t>
+        <w:t xml:space="preserve"/>
+      </w:r>
+      <w:r>
+        <w:rPr>
+          <w:rFonts w:ascii="Cambria" w:hAnsi="Cambria"/>
+          <w:b/>
+        </w:rPr>
+        <w:t xml:space="preserve"> </w:t>
       </w:r>
       <w:r>
         <w:rPr>
@@ -758,7 +758,7 @@
           <w:b/>
           <w:bCs/>
         </w:rPr>
-        <w:t>W/o.</w:t>
+        <w:t xml:space="preserve">W/o.</w:t>
       </w:r>
       <w:r>
         <w:rPr>
@@ -773,7 +773,7 @@
           <w:b/>
           <w:bCs/>
         </w:rPr>
-        <w:t>Late</w:t>
+        <w:t xml:space="preserve">Late</w:t>
       </w:r>
       <w:r>
         <w:rPr>
@@ -795,7 +795,7 @@
           <w:rFonts w:ascii="Cambria" w:hAnsi="Cambria"/>
           <w:b/>
         </w:rPr>
-        <w:t>,</w:t>
+        <w:t xml:space="preserve">,</w:t>
       </w:r>
     </w:p>
     <w:p>
